--- a/specs/CPF_설치_DB_SQL_Flyway_가이드.docx
+++ b/specs/CPF_설치_DB_SQL_Flyway_가이드.docx
@@ -5014,6 +5014,39 @@
         <w:t xml:space="preserve">검증 명령</w:t>
       </w:r>
     </w:p>
+    <!-- CPF_MANAGED_SECTION_BEGIN:BZA_SUPPORT_SQL_20260715 -->
+    <w:p>
+      <w:pPr>
+        <w:pStyle w:val="Heading1"/>
+      </w:pPr>
+      <w:r>
+        <w:t xml:space="preserve">BZA 운영 지원 DB 변경</w:t>
+      </w:r>
+    </w:p>
+    <w:p>
+      <w:r>
+        <w:t xml:space="preserve">V31__bza_operation_support.sql은 bza_notification, bza_attachment, bza_saved_search, bza_download_audit를 추가한다.</w:t>
+      </w:r>
+    </w:p>
+    <w:p>
+      <w:r>
+        <w:t xml:space="preserve">신규 설치는 40_business_modules_schema.sql과 V1 baseline에 포함되고 기존 설치 업그레이드는 V31을 적용한다. 00_all_install.sql과 00_all_install_and_smoke.sql은 build-all-install-sql.ps1로 재생성한다.</w:t>
+      </w:r>
+    </w:p>
+    <w:p>
+      <w:r>
+        <w:t xml:space="preserve">모든 신규 테이블은 bza_ prefix, created_by, created_at, updated_by, updated_at과 한글 COMMENT를 가진다.</w:t>
+      </w:r>
+    </w:p>
+    <w:p>
+      <w:pPr>
+        <w:pStyle w:val="Note"/>
+      </w:pPr>
+      <w:r>
+        <w:t xml:space="preserve">실 MariaDB 검증은 접속 자격정보가 제공된 환경에서 smoke-mariadb-full-install.ps1 -RequireRun으로 별도 수행한다.</w:t>
+      </w:r>
+    </w:p>
+    <!-- CPF_MANAGED_SECTION_END:BZA_SUPPORT_SQL_20260715 -->
     <w:sectPr>
       <w:headerReference w:type="default" r:id="rIdHeader"/>
       <w:footerReference w:type="default" r:id="rIdFooter"/>
